--- a/CV.docx
+++ b/CV.docx
@@ -17,7 +17,7 @@
         <w:rPr>
           <w:rtl w:val="0"/>
         </w:rPr>
-        <w:t xml:space="preserve">Jacob Rees</w:t>
+        <w:t xml:space="preserve">Jacob Rees - Frontend Engineer</w:t>
       </w:r>
     </w:p>
     <w:p>
@@ -148,7 +148,7 @@
         <w:rPr>
           <w:rtl w:val="0"/>
         </w:rPr>
-        <w:t xml:space="preserve">Front-End &amp; UX Engineer with 3 years in higher education and e-commerce, shipping React and TypeScript products from Figma to production. WCAG 2.2 AA accessibility and A/B-tested conversions baked into every release.</w:t>
+        <w:t xml:space="preserve">Frontend Engineer with 4 years’ commercial experience shipping React, Next.js, TypeScript and Vue products across higher education and retail. Product-design background in Figma, UX, interaction design and WCAG 2.2 AA, plus full-stack delivery across CMS/API integrations, experimentation, analytics, testing and CI/CD.</w:t>
       </w:r>
     </w:p>
     <w:p>
@@ -191,7 +191,7 @@
         <w:rPr>
           <w:rtl w:val="0"/>
         </w:rPr>
-        <w:t xml:space="preserve">Front-End &amp; UX Engineer, Revolution Viewing (</w:t>
+        <w:t xml:space="preserve">Frontend Engineer, Revolution Viewing / Vepple (</w:t>
       </w:r>
       <w:hyperlink r:id="rId11">
         <w:r>
@@ -209,7 +209,7 @@
         </w:rPr>
         <w:t xml:space="preserve">)</w:t>
         <w:tab/>
-        <w:t xml:space="preserve">MAR 2023 – PRESENT</w:t>
+        <w:t xml:space="preserve">Mar 2023 – Present</w:t>
       </w:r>
     </w:p>
     <w:p>
@@ -228,18 +228,15 @@
         <w:rPr>
           <w:rtl w:val="0"/>
         </w:rPr>
-        <w:t xml:space="preserve">Led front-end and UX development on the original Vue.js platform consuming a GraphQL API, reaching 1M+ students with 12+ pages and 7 minutes per session across 30+ UK universities.</w:t>
+        <w:t xml:space="preserve">Drive frontend and product-design delivery for Vepple, a personalised virtual campus platform trusted by 30+ universities and 500K+ students, across Vue/GraphQL and Next.js/TypeScript/Payload CMS rebuilds with CI/CD and automated testing.</w:t>
       </w:r>
     </w:p>
     <w:p>
       <w:pPr>
         <w:numPr>
           <w:ilvl w:val="0"/>
-          <w:numId w:val="1"/>
+          <w:numId w:val="7"/>
         </w:numPr>
-        <w:tabs>
-          <w:tab w:val="right" w:leader="none" w:pos="10800"/>
-        </w:tabs>
         <w:spacing w:after="0" w:afterAutospacing="0" w:before="0" w:beforeAutospacing="0" w:lineRule="auto"/>
         <w:ind w:left="720" w:right="600" w:hanging="360"/>
       </w:pPr>
@@ -247,37 +244,31 @@
         <w:rPr>
           <w:rtl w:val="0"/>
         </w:rPr>
-        <w:t xml:space="preserve">Spearheaded ground-up front-end rebuild with the CTO and Product Manager, replacing Vue.js with a production-grade Next.js 16 and TypeScript stack with full CI/CD and automated testing.</w:t>
+        <w:t xml:space="preserve">Designed and built an Events Management System with Firebase real-time chat, timezone-aware schedules and 1-second status updates, increasing views/session by 108%.</w:t>
       </w:r>
     </w:p>
     <w:p>
       <w:pPr>
         <w:numPr>
           <w:ilvl w:val="0"/>
-          <w:numId w:val="1"/>
+          <w:numId w:val="7"/>
         </w:numPr>
-        <w:tabs>
-          <w:tab w:val="right" w:leader="none" w:pos="10800"/>
-        </w:tabs>
-        <w:spacing w:after="0" w:afterAutospacing="0"/>
-        <w:ind w:left="720" w:hanging="360"/>
-      </w:pPr>
-      <w:r>
-        <w:rPr>
-          <w:rtl w:val="0"/>
-        </w:rPr>
-        <w:t xml:space="preserve">Architected Events Management System with Firebase real-time chat, 1-second status engine, and timezone-aware scheduling, delivering 108% increase in views per session.</w:t>
+        <w:spacing w:after="0" w:afterAutospacing="0" w:before="0" w:beforeAutospacing="0" w:lineRule="auto"/>
+        <w:ind w:left="720" w:right="600" w:hanging="360"/>
+      </w:pPr>
+      <w:r>
+        <w:rPr>
+          <w:rtl w:val="0"/>
+        </w:rPr>
+        <w:t xml:space="preserve">Built GrowthBook A/B testing and GDPR-compliant GTM/GA4 tracking; ran 15 production experiments for 20K+ users and increased click rate by 19.2%.</w:t>
       </w:r>
     </w:p>
     <w:p>
       <w:pPr>
         <w:numPr>
           <w:ilvl w:val="0"/>
-          <w:numId w:val="1"/>
+          <w:numId w:val="7"/>
         </w:numPr>
-        <w:tabs>
-          <w:tab w:val="right" w:leader="none" w:pos="10800"/>
-        </w:tabs>
         <w:spacing w:after="0" w:afterAutospacing="0" w:before="0" w:beforeAutospacing="0" w:lineRule="auto"/>
         <w:ind w:left="720" w:right="600" w:hanging="360"/>
       </w:pPr>
@@ -285,37 +276,15 @@
         <w:rPr>
           <w:rtl w:val="0"/>
         </w:rPr>
-        <w:t xml:space="preserve">Built production A/B testing framework with GrowthBook SDK, running 15 experiments across 20K+ users with +19.2% click rate uplift. Integrated GDPR-compliant tracking and GTM analytics.</w:t>
+        <w:t xml:space="preserve">Engineered Mapbox GL JS Explore by Map with personalised filters, directions and GPS wayfinding; benchmarked outcomes include 21 pages/session, +68% page depth and +64% engagement time.</w:t>
       </w:r>
     </w:p>
     <w:p>
       <w:pPr>
         <w:numPr>
           <w:ilvl w:val="0"/>
-          <w:numId w:val="1"/>
+          <w:numId w:val="7"/>
         </w:numPr>
-        <w:tabs>
-          <w:tab w:val="right" w:leader="none" w:pos="10800"/>
-        </w:tabs>
-        <w:spacing w:after="0" w:afterAutospacing="0"/>
-        <w:ind w:left="720" w:hanging="360"/>
-      </w:pPr>
-      <w:r>
-        <w:rPr>
-          <w:rtl w:val="0"/>
-        </w:rPr>
-        <w:t xml:space="preserve">Engineered Explore by Map feature with Mapbox GL JS, directions API, and GPS tracking. Map users averaged 21 pages per session with 64% longer session duration.</w:t>
-      </w:r>
-    </w:p>
-    <w:p>
-      <w:pPr>
-        <w:numPr>
-          <w:ilvl w:val="0"/>
-          <w:numId w:val="1"/>
-        </w:numPr>
-        <w:tabs>
-          <w:tab w:val="right" w:leader="none" w:pos="10800"/>
-        </w:tabs>
         <w:spacing w:after="0" w:afterAutospacing="0" w:before="0" w:beforeAutospacing="0" w:lineRule="auto"/>
         <w:ind w:left="720" w:right="600" w:hanging="360"/>
       </w:pPr>
@@ -323,7 +292,7 @@
         <w:rPr>
           <w:rtl w:val="0"/>
         </w:rPr>
-        <w:t xml:space="preserve">Enhanced panorama Guided Tour suite (WCAG 2.2 AA) with live captions and Content Spots, driving 65% more pages and 50% longer sessions.</w:t>
+        <w:t xml:space="preserve">Enhanced WCAG 2.2 AA Guided Tours with live captions, ambassador content and Content Spots; Guided Tour users see +65% pages/session, +50% engagement time and 4.3-star satisfaction.</w:t>
       </w:r>
     </w:p>
     <w:p>
@@ -339,7 +308,7 @@
         <w:rPr>
           <w:rtl w:val="0"/>
         </w:rPr>
-        <w:t xml:space="preserve">Mentored a junior engineer through code reviews and pair programming, accelerating their ramp-up to independent feature delivery within 4 weeks.</w:t>
+        <w:t xml:space="preserve">Mentored a junior engineer through code reviews and pair programming, ramping them to independent feature delivery within 4 weeks.</w:t>
       </w:r>
     </w:p>
     <w:p>
@@ -374,7 +343,7 @@
         </w:rPr>
         <w:t xml:space="preserve">)</w:t>
         <w:tab/>
-        <w:t xml:space="preserve">AUG 2022 – MAR 2023</w:t>
+        <w:t xml:space="preserve">Aug 2022 – Mar 2023</w:t>
       </w:r>
     </w:p>
     <w:p>
@@ -393,25 +362,7 @@
         <w:rPr>
           <w:rtl w:val="0"/>
         </w:rPr>
-        <w:t xml:space="preserve">Built a WCAG 2.1 AA-compliant responsive component library of 75+ components across 5+ brands using React, Shopify Liquid, and Storybook, working with design and content teams to enable page customisation via Sanity CMS.</w:t>
-      </w:r>
-    </w:p>
-    <w:p>
-      <w:pPr>
-        <w:numPr>
-          <w:ilvl w:val="0"/>
-          <w:numId w:val="5"/>
-        </w:numPr>
-        <w:tabs>
-          <w:tab w:val="right" w:leader="none" w:pos="10800"/>
-        </w:tabs>
-        <w:ind w:left="720" w:hanging="360"/>
-      </w:pPr>
-      <w:r>
-        <w:rPr>
-          <w:rtl w:val="0"/>
-        </w:rPr>
-        <w:t xml:space="preserve">Integrated retail-media sponsored placements into Algolia search, driving an 11.4% conversion uplift across a 10,000+ product catalogue.</w:t>
+        <w:t xml:space="preserve">Designed and built a WCAG 2.1 AA component library of 75+ React/Shopify Liquid components across 5+ brands, using Storybook and Sanity CMS to support rapid page customisation.</w:t>
       </w:r>
     </w:p>
     <w:p>
@@ -426,7 +377,22 @@
         <w:rPr>
           <w:rtl w:val="0"/>
         </w:rPr>
-        <w:t xml:space="preserve">Combined Lucky Orange session data with a weather API to serve location-based product recommendations, resulting in an 8.9% conversion lift.</w:t>
+        <w:t xml:space="preserve">Integrated retail-media sponsored placements into Algolia search across a 10,000+ product catalogue, increasing conversion by 11.4%.</w:t>
+      </w:r>
+    </w:p>
+    <w:p>
+      <w:pPr>
+        <w:numPr>
+          <w:ilvl w:val="0"/>
+          <w:numId w:val="3"/>
+        </w:numPr>
+        <w:ind w:left="720" w:hanging="360"/>
+      </w:pPr>
+      <w:r>
+        <w:rPr>
+          <w:rtl w:val="0"/>
+        </w:rPr>
+        <w:t xml:space="preserve">Combined Lucky Orange session data with a weather API to deliver location-aware recommendations, increasing conversion by 8.9%.</w:t>
       </w:r>
     </w:p>
     <w:p>
@@ -444,8 +410,143 @@
         <w:pStyle w:val="Heading2"/>
         <w:rPr/>
       </w:pPr>
-      <w:bookmarkStart w:colFirst="0" w:colLast="0" w:name="_tq51mj9cry0g" w:id="5"/>
+      <w:bookmarkStart w:colFirst="0" w:colLast="0" w:name="_40d5dlvyv48y" w:id="5"/>
       <w:bookmarkEnd w:id="5"/>
+      <w:r>
+        <w:rPr>
+          <w:rtl w:val="0"/>
+        </w:rPr>
+        <w:t xml:space="preserve">PROJECTS</w:t>
+      </w:r>
+    </w:p>
+    <w:p>
+      <w:pPr>
+        <w:pStyle w:val="Heading3"/>
+        <w:tabs>
+          <w:tab w:val="right" w:leader="none" w:pos="10800"/>
+        </w:tabs>
+        <w:rPr/>
+      </w:pPr>
+      <w:bookmarkStart w:colFirst="0" w:colLast="0" w:name="_uenkkk99cdcv" w:id="6"/>
+      <w:bookmarkEnd w:id="6"/>
+      <w:r>
+        <w:rPr>
+          <w:rtl w:val="0"/>
+        </w:rPr>
+        <w:t xml:space="preserve">Full-Stack Developer, CanonCore (</w:t>
+      </w:r>
+      <w:hyperlink r:id="rId13">
+        <w:r>
+          <w:rPr>
+            <w:color w:val="1155cc"/>
+            <w:u w:val="single"/>
+            <w:rtl w:val="0"/>
+          </w:rPr>
+          <w:t xml:space="preserve">Demo Website</w:t>
+        </w:r>
+      </w:hyperlink>
+      <w:r>
+        <w:rPr>
+          <w:rtl w:val="0"/>
+        </w:rPr>
+        <w:t xml:space="preserve"> | </w:t>
+      </w:r>
+      <w:hyperlink r:id="rId14">
+        <w:r>
+          <w:rPr>
+            <w:color w:val="1155cc"/>
+            <w:u w:val="single"/>
+            <w:rtl w:val="0"/>
+          </w:rPr>
+          <w:t xml:space="preserve">GitHub</w:t>
+        </w:r>
+      </w:hyperlink>
+      <w:r>
+        <w:rPr>
+          <w:rtl w:val="0"/>
+        </w:rPr>
+        <w:t xml:space="preserve">)</w:t>
+        <w:tab/>
+        <w:t xml:space="preserve">Dec 2025 – Present</w:t>
+      </w:r>
+    </w:p>
+    <w:p>
+      <w:pPr>
+        <w:numPr>
+          <w:ilvl w:val="0"/>
+          <w:numId w:val="2"/>
+        </w:numPr>
+        <w:ind w:left="720" w:hanging="360"/>
+      </w:pPr>
+      <w:r>
+        <w:rPr>
+          <w:rtl w:val="0"/>
+        </w:rPr>
+        <w:t xml:space="preserve">Built a Next.js/TypeScript and React Native/Expo media library that turns Google Drive into a Netflix-style product, with playlists, watch progress, sharing and a canonical metadata model supporting TMDB, Google Books, MusicBrainz and custom providers.</w:t>
+      </w:r>
+    </w:p>
+    <w:p>
+      <w:pPr>
+        <w:numPr>
+          <w:ilvl w:val="0"/>
+          <w:numId w:val="2"/>
+        </w:numPr>
+        <w:ind w:left="720" w:hanging="360"/>
+      </w:pPr>
+      <w:r>
+        <w:rPr>
+          <w:rtl w:val="0"/>
+        </w:rPr>
+        <w:t xml:space="preserve">Delivered a high-craft responsive UI system with server-rendered media, keyboard/screen-reader support, reduced-motion paths, Storybook coverage and 96 Lighthouse performance.</w:t>
+      </w:r>
+    </w:p>
+    <w:p>
+      <w:pPr>
+        <w:numPr>
+          <w:ilvl w:val="0"/>
+          <w:numId w:val="2"/>
+        </w:numPr>
+        <w:ind w:left="720" w:hanging="360"/>
+      </w:pPr>
+      <w:r>
+        <w:rPr>
+          <w:rtl w:val="0"/>
+        </w:rPr>
+        <w:t xml:space="preserve">Modelled the library as a PostgreSQL DAG so one canonical item can live across multiple collections, supporting graph-style browsing, reordering and multi-placement without duplicating data.</w:t>
+      </w:r>
+    </w:p>
+    <w:p>
+      <w:pPr>
+        <w:numPr>
+          <w:ilvl w:val="0"/>
+          <w:numId w:val="2"/>
+        </w:numPr>
+        <w:ind w:left="720" w:hanging="360"/>
+      </w:pPr>
+      <w:r>
+        <w:rPr>
+          <w:rtl w:val="0"/>
+        </w:rPr>
+        <w:t xml:space="preserve">Engineered authenticated Google Drive streaming through a byte-range media proxy with OAuth 2.0 and encrypted refresh tokens, keeping Drive IDs and raw URLs out of the browser.</w:t>
+      </w:r>
+    </w:p>
+    <w:p>
+      <w:pPr>
+        <w:rPr/>
+      </w:pPr>
+      <w:r>
+        <w:rPr>
+          <w:rtl w:val="0"/>
+        </w:rPr>
+      </w:r>
+    </w:p>
+    <w:p>
+      <w:pPr>
+        <w:pStyle w:val="Heading2"/>
+        <w:rPr/>
+      </w:pPr>
+      <w:bookmarkStart w:colFirst="0" w:colLast="0" w:name="_tq51mj9cry0g" w:id="7"/>
+      <w:bookmarkEnd w:id="7"/>
       <w:r>
         <w:rPr>
           <w:rtl w:val="0"/>
@@ -465,7 +566,7 @@
         <w:rPr>
           <w:rtl w:val="0"/>
         </w:rPr>
-        <w:t xml:space="preserve">Languages: JavaScript, TypeScript, HTML, CSS </w:t>
+        <w:t xml:space="preserve">Languages: TypeScript, JavaScript, HTML, CSS </w:t>
       </w:r>
     </w:p>
     <w:p>
@@ -480,7 +581,7 @@
         <w:rPr>
           <w:rtl w:val="0"/>
         </w:rPr>
-        <w:t xml:space="preserve">Technologies: React, Next.js, Vue.js, React Native, Expo, TanStack Query, Zustand, Redux, tRPC, Node.js, GraphQL, REST APIs, Tailwind CSS, Storybook, Figma, PostgreSQL, Firebase</w:t>
+        <w:t xml:space="preserve">Frontend: React, Next.js, Vue.js, React Native, Tailwind CSS, Storybook, Figma, Design Systems, WCAG 2.2 AA</w:t>
       </w:r>
     </w:p>
     <w:p>
@@ -495,7 +596,7 @@
         <w:rPr>
           <w:rtl w:val="0"/>
         </w:rPr>
-        <w:t xml:space="preserve">Testing: Vitest, Playwright, Jest, Maestro, WCAG Accessibility, A/B Testing </w:t>
+        <w:t xml:space="preserve">Backend: Node.js, tRPC, GraphQL, REST APIs, PostgreSQL, Prisma, Firebase, Payload CMS, Sanity CMS</w:t>
       </w:r>
     </w:p>
     <w:p>
@@ -510,7 +611,7 @@
         <w:rPr>
           <w:rtl w:val="0"/>
         </w:rPr>
-        <w:t xml:space="preserve">Infrastructure: Git, GitHub Actions, CI/CD, Vercel, Google Tag Manager &amp; Analytics</w:t>
+        <w:t xml:space="preserve">Testing &amp; Product: Playwright, Vitest, Jest, GrowthBook, GA4/GTM, Mapbox GL JS, GitHub Actions, CI/CD, Vercel</w:t>
       </w:r>
     </w:p>
     <w:p>
@@ -528,8 +629,8 @@
         <w:pStyle w:val="Heading2"/>
         <w:rPr/>
       </w:pPr>
-      <w:bookmarkStart w:colFirst="0" w:colLast="0" w:name="_yqx4w8owfn8v" w:id="6"/>
-      <w:bookmarkEnd w:id="6"/>
+      <w:bookmarkStart w:colFirst="0" w:colLast="0" w:name="_yqx4w8owfn8v" w:id="8"/>
+      <w:bookmarkEnd w:id="8"/>
       <w:r>
         <w:rPr>
           <w:rtl w:val="0"/>
@@ -545,15 +646,15 @@
         </w:tabs>
         <w:rPr/>
       </w:pPr>
-      <w:bookmarkStart w:colFirst="0" w:colLast="0" w:name="_yf6epgnxanka" w:id="7"/>
-      <w:bookmarkEnd w:id="7"/>
+      <w:bookmarkStart w:colFirst="0" w:colLast="0" w:name="_yf6epgnxanka" w:id="9"/>
+      <w:bookmarkEnd w:id="9"/>
       <w:r>
         <w:rPr>
           <w:rtl w:val="0"/>
         </w:rPr>
         <w:t xml:space="preserve">BA in Digital Media, University of Leeds</w:t>
         <w:tab/>
-        <w:t xml:space="preserve">JUL 2022</w:t>
+        <w:t xml:space="preserve">Jul 2022</w:t>
       </w:r>
     </w:p>
     <w:p>
@@ -568,139 +669,12 @@
         <w:rPr>
           <w:rtl w:val="0"/>
         </w:rPr>
-        <w:t xml:space="preserve">Achieved a 2:1 overall with a First in the final coding project.</w:t>
-      </w:r>
-    </w:p>
-    <w:p>
-      <w:pPr>
-        <w:rPr/>
-      </w:pPr>
-      <w:r>
-        <w:rPr>
-          <w:rtl w:val="0"/>
-        </w:rPr>
-      </w:r>
-    </w:p>
-    <w:p>
-      <w:pPr>
-        <w:pStyle w:val="Heading2"/>
-        <w:rPr/>
-      </w:pPr>
-      <w:bookmarkStart w:colFirst="0" w:colLast="0" w:name="_40d5dlvyv48y" w:id="8"/>
-      <w:bookmarkEnd w:id="8"/>
-      <w:r>
-        <w:rPr>
-          <w:rtl w:val="0"/>
-        </w:rPr>
-        <w:t xml:space="preserve">PROJECTS</w:t>
-      </w:r>
-    </w:p>
-    <w:p>
-      <w:pPr>
-        <w:pStyle w:val="Heading3"/>
-        <w:tabs>
-          <w:tab w:val="right" w:leader="none" w:pos="10800"/>
-        </w:tabs>
-        <w:rPr/>
-      </w:pPr>
-      <w:bookmarkStart w:colFirst="0" w:colLast="0" w:name="_uenkkk99cdcv" w:id="9"/>
-      <w:bookmarkEnd w:id="9"/>
-      <w:r>
-        <w:rPr>
-          <w:rtl w:val="0"/>
-        </w:rPr>
-        <w:t xml:space="preserve">Full Stack Developer, CanonCore (Demo Website | Github)</w:t>
-        <w:tab/>
-        <w:t xml:space="preserve">JUL 2025 – PRESENT</w:t>
-      </w:r>
-    </w:p>
-    <w:p>
-      <w:pPr>
-        <w:numPr>
-          <w:ilvl w:val="0"/>
-          <w:numId w:val="2"/>
-        </w:numPr>
-        <w:ind w:left="720" w:hanging="360"/>
-        <w:rPr>
-          <w:u w:val="none"/>
-        </w:rPr>
-      </w:pPr>
-      <w:r>
-        <w:rPr>
-          <w:rtl w:val="0"/>
-        </w:rPr>
-        <w:t xml:space="preserve">Developed a cross-platform media library combining Obsidian's knowledge graph with Plex-style playback over Google Drive, using React (Next.js), React Native (Expo), type-safe tRPC and PostgreSQL.</w:t>
-      </w:r>
-    </w:p>
-    <w:p>
-      <w:pPr>
-        <w:numPr>
-          <w:ilvl w:val="0"/>
-          <w:numId w:val="2"/>
-        </w:numPr>
-        <w:ind w:left="720" w:hanging="360"/>
-        <w:rPr>
-          <w:u w:val="none"/>
-        </w:rPr>
-      </w:pPr>
-      <w:r>
-        <w:rPr>
-          <w:rtl w:val="0"/>
-        </w:rPr>
-        <w:t xml:space="preserve">Designed items as a DAG with 8 entity types (cast, characters, franchises) and 9 relationship types, browsable through an interactive PIXI.js + D3 force graph on web and mobile.</w:t>
-      </w:r>
-    </w:p>
-    <w:p>
-      <w:pPr>
-        <w:numPr>
-          <w:ilvl w:val="0"/>
-          <w:numId w:val="2"/>
-        </w:numPr>
-        <w:ind w:left="720" w:hanging="360"/>
-        <w:rPr>
-          <w:u w:val="none"/>
-        </w:rPr>
-      </w:pPr>
-      <w:r>
-        <w:rPr>
-          <w:rtl w:val="0"/>
-        </w:rPr>
-        <w:t xml:space="preserve">Implemented 11 optimistic mutation flows via TanStack Query and Zustand, with </w:t>
-      </w:r>
-      <w:r>
-        <w:rPr>
-          <w:rtl w:val="0"/>
-        </w:rPr>
-        <w:t xml:space="preserve">dnd-kit</w:t>
-      </w:r>
-      <w:r>
-        <w:rPr>
-          <w:rtl w:val="0"/>
-        </w:rPr>
-        <w:t xml:space="preserve"> drag-drop reordering, position-persistent playback and mark-watched, each rolling back on server failure.</w:t>
-      </w:r>
-    </w:p>
-    <w:p>
-      <w:pPr>
-        <w:numPr>
-          <w:ilvl w:val="0"/>
-          <w:numId w:val="2"/>
-        </w:numPr>
-        <w:ind w:left="720" w:hanging="360"/>
-        <w:rPr>
-          <w:u w:val="none"/>
-        </w:rPr>
-      </w:pPr>
-      <w:r>
-        <w:rPr>
-          <w:rtl w:val="0"/>
-        </w:rPr>
-        <w:t xml:space="preserve">Shipped 392 Playwright E2E tests across three browsers, 19 Maestro mobile flows and 326 PGlite integration tests, catching visibility leaks and regressions at CI.</w:t>
+        <w:t xml:space="preserve">2:1 overall; First in final coding project.</w:t>
       </w:r>
     </w:p>
     <w:sectPr>
-      <w:headerReference r:id="rId13" w:type="first"/>
-      <w:footerReference r:id="rId14" w:type="first"/>
+      <w:headerReference r:id="rId15" w:type="first"/>
+      <w:footerReference r:id="rId16" w:type="first"/>
       <w:pgSz w:h="15840" w:w="12240" w:orient="portrait"/>
       <w:pgMar w:bottom="566.9291338582677" w:top="566.9291338582677" w:left="566.9291338582677" w:right="566.9291338582677" w:header="720" w:footer="720"/>
       <w:pgNumType w:start="1"/>
